--- a/docs/spec/Nidan_Security_Spec.docx
+++ b/docs/spec/Nidan_Security_Spec.docx
@@ -14169,10 +14169,10 @@
         </w:tblBorders>
       </w:tblPr>
       <w:tblGrid>
-        <w:gridCol w:w="668"/>
-        <w:gridCol w:w="6353"/>
-        <w:gridCol w:w="668"/>
-        <w:gridCol w:w="1671"/>
+        <w:gridCol w:w="655"/>
+        <w:gridCol w:w="6980"/>
+        <w:gridCol w:w="655"/>
+        <w:gridCol w:w="1070"/>
       </w:tblGrid>
       <w:tr>
         <w:trPr>
@@ -14180,7 +14180,7 @@
         </w:trPr>
         <w:tc>
           <w:tcPr>
-            <w:tcW w:type="dxa" w:w="668"/>
+            <w:tcW w:type="dxa" w:w="655"/>
             <w:shd w:fill="13272F" w:val="clear"/>
             <w:tcMar>
               <w:top w:type="dxa" w:w="70"/>
@@ -14207,7 +14207,7 @@
         </w:tc>
         <w:tc>
           <w:tcPr>
-            <w:tcW w:type="dxa" w:w="6353"/>
+            <w:tcW w:type="dxa" w:w="6980"/>
             <w:shd w:fill="13272F" w:val="clear"/>
             <w:tcMar>
               <w:top w:type="dxa" w:w="70"/>
@@ -14234,7 +14234,7 @@
         </w:tc>
         <w:tc>
           <w:tcPr>
-            <w:tcW w:type="dxa" w:w="668"/>
+            <w:tcW w:type="dxa" w:w="655"/>
             <w:shd w:fill="13272F" w:val="clear"/>
             <w:tcMar>
               <w:top w:type="dxa" w:w="70"/>
@@ -14261,7 +14261,7 @@
         </w:tc>
         <w:tc>
           <w:tcPr>
-            <w:tcW w:type="dxa" w:w="1671"/>
+            <w:tcW w:type="dxa" w:w="1070"/>
             <w:shd w:fill="13272F" w:val="clear"/>
             <w:tcMar>
               <w:top w:type="dxa" w:w="70"/>
@@ -14293,7 +14293,7 @@
         </w:trPr>
         <w:tc>
           <w:tcPr>
-            <w:tcW w:type="dxa" w:w="668"/>
+            <w:tcW w:type="dxa" w:w="655"/>
             <w:shd w:fill="FFFFFF" w:val="clear"/>
             <w:tcMar>
               <w:top w:type="dxa" w:w="70"/>
@@ -14318,7 +14318,7 @@
         </w:tc>
         <w:tc>
           <w:tcPr>
-            <w:tcW w:type="dxa" w:w="6353"/>
+            <w:tcW w:type="dxa" w:w="6980"/>
             <w:shd w:fill="FFFFFF" w:val="clear"/>
             <w:tcMar>
               <w:top w:type="dxa" w:w="70"/>
@@ -14353,7 +14353,7 @@
         </w:tc>
         <w:tc>
           <w:tcPr>
-            <w:tcW w:type="dxa" w:w="668"/>
+            <w:tcW w:type="dxa" w:w="655"/>
             <w:shd w:fill="FFFFFF" w:val="clear"/>
             <w:tcMar>
               <w:top w:type="dxa" w:w="70"/>
@@ -14378,7 +14378,7 @@
         </w:tc>
         <w:tc>
           <w:tcPr>
-            <w:tcW w:type="dxa" w:w="1671"/>
+            <w:tcW w:type="dxa" w:w="1070"/>
             <w:shd w:fill="FFFFFF" w:val="clear"/>
             <w:tcMar>
               <w:top w:type="dxa" w:w="70"/>
@@ -14408,7 +14408,7 @@
         </w:trPr>
         <w:tc>
           <w:tcPr>
-            <w:tcW w:type="dxa" w:w="668"/>
+            <w:tcW w:type="dxa" w:w="655"/>
             <w:shd w:fill="F7FAFB" w:val="clear"/>
             <w:tcMar>
               <w:top w:type="dxa" w:w="70"/>
@@ -14433,7 +14433,7 @@
         </w:tc>
         <w:tc>
           <w:tcPr>
-            <w:tcW w:type="dxa" w:w="6353"/>
+            <w:tcW w:type="dxa" w:w="6980"/>
             <w:shd w:fill="F7FAFB" w:val="clear"/>
             <w:tcMar>
               <w:top w:type="dxa" w:w="70"/>
@@ -14458,7 +14458,7 @@
         </w:tc>
         <w:tc>
           <w:tcPr>
-            <w:tcW w:type="dxa" w:w="668"/>
+            <w:tcW w:type="dxa" w:w="655"/>
             <w:shd w:fill="F7FAFB" w:val="clear"/>
             <w:tcMar>
               <w:top w:type="dxa" w:w="70"/>
@@ -14483,7 +14483,7 @@
         </w:tc>
         <w:tc>
           <w:tcPr>
-            <w:tcW w:type="dxa" w:w="1671"/>
+            <w:tcW w:type="dxa" w:w="1070"/>
             <w:shd w:fill="F7FAFB" w:val="clear"/>
             <w:tcMar>
               <w:top w:type="dxa" w:w="70"/>
@@ -14513,7 +14513,7 @@
         </w:trPr>
         <w:tc>
           <w:tcPr>
-            <w:tcW w:type="dxa" w:w="668"/>
+            <w:tcW w:type="dxa" w:w="655"/>
             <w:shd w:fill="FFFFFF" w:val="clear"/>
             <w:tcMar>
               <w:top w:type="dxa" w:w="70"/>
@@ -14538,7 +14538,7 @@
         </w:tc>
         <w:tc>
           <w:tcPr>
-            <w:tcW w:type="dxa" w:w="6353"/>
+            <w:tcW w:type="dxa" w:w="6980"/>
             <w:shd w:fill="FFFFFF" w:val="clear"/>
             <w:tcMar>
               <w:top w:type="dxa" w:w="70"/>
@@ -14563,7 +14563,7 @@
         </w:tc>
         <w:tc>
           <w:tcPr>
-            <w:tcW w:type="dxa" w:w="668"/>
+            <w:tcW w:type="dxa" w:w="655"/>
             <w:shd w:fill="FFFFFF" w:val="clear"/>
             <w:tcMar>
               <w:top w:type="dxa" w:w="70"/>
@@ -14588,7 +14588,7 @@
         </w:tc>
         <w:tc>
           <w:tcPr>
-            <w:tcW w:type="dxa" w:w="1671"/>
+            <w:tcW w:type="dxa" w:w="1070"/>
             <w:shd w:fill="FFFFFF" w:val="clear"/>
             <w:tcMar>
               <w:top w:type="dxa" w:w="70"/>
@@ -14618,7 +14618,7 @@
         </w:trPr>
         <w:tc>
           <w:tcPr>
-            <w:tcW w:type="dxa" w:w="668"/>
+            <w:tcW w:type="dxa" w:w="655"/>
             <w:shd w:fill="F7FAFB" w:val="clear"/>
             <w:tcMar>
               <w:top w:type="dxa" w:w="70"/>
@@ -14643,7 +14643,7 @@
         </w:tc>
         <w:tc>
           <w:tcPr>
-            <w:tcW w:type="dxa" w:w="6353"/>
+            <w:tcW w:type="dxa" w:w="6980"/>
             <w:shd w:fill="F7FAFB" w:val="clear"/>
             <w:tcMar>
               <w:top w:type="dxa" w:w="70"/>
@@ -14662,13 +14662,23 @@
                 <w:sz w:val="17"/>
                 <w:szCs w:val="17"/>
               </w:rPr>
-              <w:t xml:space="preserve">Data residency / Supabase region ⟨DECIDE⟩</w:t>
-            </w:r>
-          </w:p>
-        </w:tc>
-        <w:tc>
-          <w:tcPr>
-            <w:tcW w:type="dxa" w:w="668"/>
+              <w:t xml:space="preserve">Data residency / Supabase region ⟨DECIDE⟩ — </w:t>
+            </w:r>
+            <w:r>
+              <w:rPr>
+                <w:b/>
+                <w:bCs/>
+                <w:color w:val="13272F"/>
+                <w:sz w:val="17"/>
+                <w:szCs w:val="17"/>
+              </w:rPr>
+              <w:t xml:space="preserve">now harder: D-7 chose a global launch, so UK/EU users bring GDPR transfer obligations wherever the single database sits</w:t>
+            </w:r>
+          </w:p>
+        </w:tc>
+        <w:tc>
+          <w:tcPr>
+            <w:tcW w:type="dxa" w:w="655"/>
             <w:shd w:fill="F7FAFB" w:val="clear"/>
             <w:tcMar>
               <w:top w:type="dxa" w:w="70"/>
@@ -14693,7 +14703,7 @@
         </w:tc>
         <w:tc>
           <w:tcPr>
-            <w:tcW w:type="dxa" w:w="1671"/>
+            <w:tcW w:type="dxa" w:w="1070"/>
             <w:shd w:fill="F7FAFB" w:val="clear"/>
             <w:tcMar>
               <w:top w:type="dxa" w:w="70"/>
@@ -14723,7 +14733,7 @@
         </w:trPr>
         <w:tc>
           <w:tcPr>
-            <w:tcW w:type="dxa" w:w="668"/>
+            <w:tcW w:type="dxa" w:w="655"/>
             <w:shd w:fill="FFFFFF" w:val="clear"/>
             <w:tcMar>
               <w:top w:type="dxa" w:w="70"/>
@@ -14748,7 +14758,7 @@
         </w:tc>
         <w:tc>
           <w:tcPr>
-            <w:tcW w:type="dxa" w:w="6353"/>
+            <w:tcW w:type="dxa" w:w="6980"/>
             <w:shd w:fill="FFFFFF" w:val="clear"/>
             <w:tcMar>
               <w:top w:type="dxa" w:w="70"/>
@@ -14773,7 +14783,7 @@
         </w:tc>
         <w:tc>
           <w:tcPr>
-            <w:tcW w:type="dxa" w:w="668"/>
+            <w:tcW w:type="dxa" w:w="655"/>
             <w:shd w:fill="FFFFFF" w:val="clear"/>
             <w:tcMar>
               <w:top w:type="dxa" w:w="70"/>
@@ -14798,7 +14808,7 @@
         </w:tc>
         <w:tc>
           <w:tcPr>
-            <w:tcW w:type="dxa" w:w="1671"/>
+            <w:tcW w:type="dxa" w:w="1070"/>
             <w:shd w:fill="FFFFFF" w:val="clear"/>
             <w:tcMar>
               <w:top w:type="dxa" w:w="70"/>
@@ -14828,7 +14838,7 @@
         </w:trPr>
         <w:tc>
           <w:tcPr>
-            <w:tcW w:type="dxa" w:w="668"/>
+            <w:tcW w:type="dxa" w:w="655"/>
             <w:shd w:fill="F7FAFB" w:val="clear"/>
             <w:tcMar>
               <w:top w:type="dxa" w:w="70"/>
@@ -14853,7 +14863,7 @@
         </w:tc>
         <w:tc>
           <w:tcPr>
-            <w:tcW w:type="dxa" w:w="6353"/>
+            <w:tcW w:type="dxa" w:w="6980"/>
             <w:shd w:fill="F7FAFB" w:val="clear"/>
             <w:tcMar>
               <w:top w:type="dxa" w:w="70"/>
@@ -14878,7 +14888,7 @@
         </w:tc>
         <w:tc>
           <w:tcPr>
-            <w:tcW w:type="dxa" w:w="668"/>
+            <w:tcW w:type="dxa" w:w="655"/>
             <w:shd w:fill="F7FAFB" w:val="clear"/>
             <w:tcMar>
               <w:top w:type="dxa" w:w="70"/>
@@ -14903,7 +14913,7 @@
         </w:tc>
         <w:tc>
           <w:tcPr>
-            <w:tcW w:type="dxa" w:w="1671"/>
+            <w:tcW w:type="dxa" w:w="1070"/>
             <w:shd w:fill="F7FAFB" w:val="clear"/>
             <w:tcMar>
               <w:top w:type="dxa" w:w="70"/>
@@ -14933,7 +14943,7 @@
         </w:trPr>
         <w:tc>
           <w:tcPr>
-            <w:tcW w:type="dxa" w:w="668"/>
+            <w:tcW w:type="dxa" w:w="655"/>
             <w:shd w:fill="FFFFFF" w:val="clear"/>
             <w:tcMar>
               <w:top w:type="dxa" w:w="70"/>
@@ -14958,7 +14968,7 @@
         </w:tc>
         <w:tc>
           <w:tcPr>
-            <w:tcW w:type="dxa" w:w="6353"/>
+            <w:tcW w:type="dxa" w:w="6980"/>
             <w:shd w:fill="FFFFFF" w:val="clear"/>
             <w:tcMar>
               <w:top w:type="dxa" w:w="70"/>
@@ -14983,7 +14993,7 @@
         </w:tc>
         <w:tc>
           <w:tcPr>
-            <w:tcW w:type="dxa" w:w="668"/>
+            <w:tcW w:type="dxa" w:w="655"/>
             <w:shd w:fill="FFFFFF" w:val="clear"/>
             <w:tcMar>
               <w:top w:type="dxa" w:w="70"/>
@@ -15008,7 +15018,7 @@
         </w:tc>
         <w:tc>
           <w:tcPr>
-            <w:tcW w:type="dxa" w:w="1671"/>
+            <w:tcW w:type="dxa" w:w="1070"/>
             <w:shd w:fill="FFFFFF" w:val="clear"/>
             <w:tcMar>
               <w:top w:type="dxa" w:w="70"/>
@@ -15038,7 +15048,7 @@
         </w:trPr>
         <w:tc>
           <w:tcPr>
-            <w:tcW w:type="dxa" w:w="668"/>
+            <w:tcW w:type="dxa" w:w="655"/>
             <w:shd w:fill="F7FAFB" w:val="clear"/>
             <w:tcMar>
               <w:top w:type="dxa" w:w="70"/>
@@ -15063,7 +15073,7 @@
         </w:tc>
         <w:tc>
           <w:tcPr>
-            <w:tcW w:type="dxa" w:w="6353"/>
+            <w:tcW w:type="dxa" w:w="6980"/>
             <w:shd w:fill="F7FAFB" w:val="clear"/>
             <w:tcMar>
               <w:top w:type="dxa" w:w="70"/>
@@ -15088,7 +15098,7 @@
         </w:tc>
         <w:tc>
           <w:tcPr>
-            <w:tcW w:type="dxa" w:w="668"/>
+            <w:tcW w:type="dxa" w:w="655"/>
             <w:shd w:fill="F7FAFB" w:val="clear"/>
             <w:tcMar>
               <w:top w:type="dxa" w:w="70"/>
@@ -15113,7 +15123,7 @@
         </w:tc>
         <w:tc>
           <w:tcPr>
-            <w:tcW w:type="dxa" w:w="1671"/>
+            <w:tcW w:type="dxa" w:w="1070"/>
             <w:shd w:fill="F7FAFB" w:val="clear"/>
             <w:tcMar>
               <w:top w:type="dxa" w:w="70"/>
